--- a/CA-4-EMAIL.docx
+++ b/CA-4-EMAIL.docx
@@ -85,6 +85,40 @@
             <w:lang w:val="en-GB"/>
           </w:rPr>
           <w:t>https://daniel-osullivan.github.io/WebDev_Project_Direct-Decision-Service/</w:t>
+        </w:r>
+      </w:hyperlink>
+    </w:p>
+    <w:p>
+      <w:pPr>
+        <w:rPr>
+          <w:rFonts w:ascii="Times New Roman" w:hAnsi="Times New Roman" w:cs="Times New Roman"/>
+          <w:lang w:val="en-GB"/>
+        </w:rPr>
+      </w:pPr>
+      <w:proofErr w:type="spellStart"/>
+      <w:r>
+        <w:rPr>
+          <w:rFonts w:ascii="Times New Roman" w:hAnsi="Times New Roman" w:cs="Times New Roman"/>
+          <w:lang w:val="en-GB"/>
+        </w:rPr>
+        <w:t>Github</w:t>
+      </w:r>
+      <w:proofErr w:type="spellEnd"/>
+      <w:r>
+        <w:rPr>
+          <w:rFonts w:ascii="Times New Roman" w:hAnsi="Times New Roman" w:cs="Times New Roman"/>
+          <w:lang w:val="en-GB"/>
+        </w:rPr>
+        <w:t xml:space="preserve"> link: </w:t>
+      </w:r>
+      <w:hyperlink r:id="rId5" w:history="1">
+        <w:r>
+          <w:rPr>
+            <w:rStyle w:val="Hyperlink"/>
+            <w:rFonts w:ascii="Times New Roman" w:hAnsi="Times New Roman" w:cs="Times New Roman"/>
+            <w:lang w:val="en-GB"/>
+          </w:rPr>
+          <w:t>https://github.com/Daniel-OSullivan/WebDev_Project_Direct-Decision-Service</w:t>
         </w:r>
       </w:hyperlink>
     </w:p>
@@ -180,7 +214,7 @@
                     <pic:cNvPicPr/>
                   </pic:nvPicPr>
                   <pic:blipFill>
-                    <a:blip r:embed="rId5" cstate="print">
+                    <a:blip r:embed="rId6" cstate="print">
                       <a:extLst>
                         <a:ext uri="{28A0092B-C50C-407E-A947-70E740481C1C}">
                           <a14:useLocalDpi xmlns:a14="http://schemas.microsoft.com/office/drawing/2010/main" val="0"/>
